--- a/zht/docx/62.content.docx
+++ b/zht/docx/62.content.docx
@@ -136,13 +136,6 @@
         <w:rPr>
           <w:lang w:val="zh_TW" w:bidi="zh_TW"/>
         </w:rPr>
-      </w:r>
-      <w:r>
-        <w:rPr>
-          <w:i/>
-          <w:lang w:val="zh_TW" w:bidi="zh_TW"/>
-        </w:rPr>
-        <w:t>約翰壹書 1:1, 約翰壹書 1:2, 約翰壹書 1:3, 約翰壹書 1:3 (#2), 約翰壹書 1:5, 約翰壹書 1:6, 約翰壹書 1:7, 約翰壹書 1:8, 約翰壹書 1:9, 約翰壹書 2:2, 約翰壹書 2:3, 約翰壹書 2:4, 約翰壹書 2:6, 約翰壹書 2:9, 約翰壹書 2:11, 約翰壹書 2:12, 約翰壹書 2:15, 約翰壹書 2:16, 約翰壹書 2:18, 約翰壹書 2:18 (#2), 約翰壹書 2:22, 約翰壹書 2:23, 約翰壹書 2:24, 約翰壹書 2:25, 約翰壹書 2:28, 約翰壹書 3:1, 約翰壹書 3:2, 約翰壹書 3:3, 約翰壹書 3:5, 約翰壹書 3:6, 約翰壹書 3:8, 約翰壹書 3:9, 約翰壹書 3:10, 約翰壹書 3:11, 約翰壹書 3:12, 約翰壹書 3:13, 約翰壹書 3:14, 約翰壹書 3:16, 約翰壹書 3:17, 約翰壹書 3:18, 約翰壹書 3:18 (#2), 約翰壹書 3:21, 約翰壹書 3:23, 約翰壹書 3:24, 約翰壹書 4:1, 約翰壹書 4:2, 約翰壹書 4:3, 約翰壹書 4:4, 約翰壹書 4:7, 約翰壹書 4:8, 約翰壹書 4:9, 約翰壹書 4:9 (#2), 約翰壹書 4:15, 約翰壹書 4:17, 約翰壹書 4:19, 約翰壹書 4:20, 約翰壹書 4:21, 約翰壹書 5:3, 約翰壹書 5:4, 約翰壹書 5:6, 約翰壹書 5:8, 約翰壹書 5:10, 約翰壹書 5:11, 約翰壹書 5:14, 約翰壹書 5:16, 約翰壹書 5:17, 約翰壹書 5:19, 約翰壹書 5:20, 約翰壹書 5:21</w:t>
       </w:r>
       <w:r>
         <w:rPr>

--- a/zht/docx/62.content.docx
+++ b/zht/docx/62.content.docx
@@ -123,19 +123,6 @@
           <w:lang w:val="zh_TW" w:bidi="zh_TW"/>
         </w:rPr>
         <w:t>1JN</w:t>
-      </w:r>
-      <w:r>
-        <w:rPr>
-          <w:lang w:val="zh_TW" w:bidi="zh_TW"/>
-        </w:rPr>
-      </w:r>
-    </w:p>
-    <w:p>
-      <w:pPr/>
-      <w:r>
-        <w:rPr>
-          <w:lang w:val="zh_TW" w:bidi="zh_TW"/>
-        </w:rPr>
       </w:r>
       <w:r>
         <w:rPr>

--- a/zht/docx/62.content.docx
+++ b/zht/docx/62.content.docx
@@ -19,7 +19,7 @@
         <w:rPr>
           <w:lang w:val="zh_TW" w:bidi="zh_TW"/>
         </w:rPr>
-        <w:t>Resource: 翻譯問題 (unfoldingWord)</w:t>
+        <w:t>Resource: unfoldingWord® Translation Questions</w:t>
       </w:r>
       <w:r>
         <w:rPr>
@@ -85,7 +85,7 @@
         <w:rPr>
           <w:lang w:val="zh_TW" w:bidi="zh_TW"/>
         </w:rPr>
-        <w:t>翻譯問題 (unfoldingWord)</w:t>
+        <w:t>unfoldingWord® Translation Questions</w:t>
       </w:r>
     </w:p>
     <w:p>
